--- a/ListaCU.docx
+++ b/ListaCU.docx
@@ -57,10 +57,7 @@
         <w:t>Administrar</w:t>
       </w:r>
       <w:r>
-        <w:t xml:space="preserve"> Artículo. </w:t>
-      </w:r>
-      <w:r>
-        <w:t>(</w:t>
+        <w:t xml:space="preserve"> Artículo. (</w:t>
       </w:r>
       <w:proofErr w:type="spellStart"/>
       <w:r>
@@ -86,10 +83,13 @@
         <w:t>Administrar</w:t>
       </w:r>
       <w:r>
-        <w:t xml:space="preserve"> DGA </w:t>
-      </w:r>
-      <w:r>
-        <w:t>(</w:t>
+        <w:t xml:space="preserve"> DGA</w:t>
+      </w:r>
+      <w:r>
+        <w:t>A</w:t>
+      </w:r>
+      <w:r>
+        <w:t xml:space="preserve"> (</w:t>
       </w:r>
       <w:proofErr w:type="spellStart"/>
       <w:r>
@@ -115,10 +115,7 @@
         <w:t>Administrar</w:t>
       </w:r>
       <w:r>
-        <w:t xml:space="preserve"> Entidad Académica. </w:t>
-      </w:r>
-      <w:r>
-        <w:t>(</w:t>
+        <w:t xml:space="preserve"> Entidad Académica. (</w:t>
       </w:r>
       <w:proofErr w:type="spellStart"/>
       <w:r>
@@ -144,10 +141,7 @@
         <w:t>Administrar</w:t>
       </w:r>
       <w:r>
-        <w:t xml:space="preserve"> Programa Educativo. </w:t>
-      </w:r>
-      <w:r>
-        <w:t>(</w:t>
+        <w:t xml:space="preserve"> Programa Educativo. (</w:t>
       </w:r>
       <w:proofErr w:type="spellStart"/>
       <w:r>
@@ -173,10 +167,7 @@
         <w:t>Administrar</w:t>
       </w:r>
       <w:r>
-        <w:t xml:space="preserve"> Plan de Estudio. </w:t>
-      </w:r>
-      <w:r>
-        <w:t>(</w:t>
+        <w:t xml:space="preserve"> Plan de Estudio. (</w:t>
       </w:r>
       <w:proofErr w:type="spellStart"/>
       <w:r>
@@ -202,10 +193,7 @@
         <w:t>Administrar</w:t>
       </w:r>
       <w:r>
-        <w:t xml:space="preserve"> Periodo. </w:t>
-      </w:r>
-      <w:r>
-        <w:t>(</w:t>
+        <w:t xml:space="preserve"> Periodo. (</w:t>
       </w:r>
       <w:proofErr w:type="spellStart"/>
       <w:r>
@@ -524,6 +512,33 @@
       </w:pPr>
       <w:r>
         <w:t>CU-27 Administrar Miembros del Consejo Técnico (Entidad)</w:t>
+      </w:r>
+    </w:p>
+    <w:p>
+      <w:pPr>
+        <w:rPr>
+          <w:b/>
+          <w:bCs/>
+        </w:rPr>
+      </w:pPr>
+      <w:r>
+        <w:rPr>
+          <w:b/>
+          <w:bCs/>
+        </w:rPr>
+        <w:t>Generales</w:t>
+      </w:r>
+    </w:p>
+    <w:p>
+      <w:pPr>
+        <w:pStyle w:val="Prrafodelista"/>
+        <w:numPr>
+          <w:ilvl w:val="0"/>
+          <w:numId w:val="5"/>
+        </w:numPr>
+      </w:pPr>
+      <w:r>
+        <w:t>CU-28 Administrar horario (Entidad)</w:t>
       </w:r>
     </w:p>
     <w:sectPr>
@@ -880,7 +895,7 @@
   <w:abstractNum w:abstractNumId="3" w15:restartNumberingAfterBreak="0">
     <w:nsid w:val="6E0337D2"/>
     <w:multiLevelType w:val="hybridMultilevel"/>
-    <w:tmpl w:val="8326AD4E"/>
+    <w:tmpl w:val="F9BE7CAC"/>
     <w:lvl w:ilvl="0" w:tplc="080A0001">
       <w:start w:val="1"/>
       <w:numFmt w:val="bullet"/>
